--- a/docs/vignettes/05_multiple_linear_regression/07_multiple_linear_regression.docx
+++ b/docs/vignettes/05_multiple_linear_regression/07_multiple_linear_regression.docx
@@ -106,7 +106,7 @@
                     <a:graphicData uri="http://schemas.openxmlformats.org/drawingml/2006/picture">
                       <pic:pic>
                         <pic:nvPicPr>
-                          <pic:cNvPr descr="/Applications/quarto/share/formats/docx/note.png" id="11" name="Picture"/>
+                          <pic:cNvPr descr="/Applications/Positron.app/Contents/Resources/app/quarto/share/formats/docx/note.png" id="11" name="Picture"/>
                           <pic:cNvPicPr>
                             <a:picLocks noChangeArrowheads="1" noChangeAspect="1"/>
                           </pic:cNvPicPr>
@@ -744,7 +744,7 @@
                     <a:graphicData uri="http://schemas.openxmlformats.org/drawingml/2006/picture">
                       <pic:pic>
                         <pic:nvPicPr>
-                          <pic:cNvPr descr="/Applications/quarto/share/formats/docx/important.png" id="14" name="Picture"/>
+                          <pic:cNvPr descr="/Applications/Positron.app/Contents/Resources/app/quarto/share/formats/docx/important.png" id="14" name="Picture"/>
                           <pic:cNvPicPr>
                             <a:picLocks noChangeArrowheads="1" noChangeAspect="1"/>
                           </pic:cNvPicPr>
@@ -2359,7 +2359,7 @@
                     <a:graphicData uri="http://schemas.openxmlformats.org/drawingml/2006/picture">
                       <pic:pic>
                         <pic:nvPicPr>
-                          <pic:cNvPr descr="/Applications/quarto/share/formats/docx/important.png" id="20" name="Picture"/>
+                          <pic:cNvPr descr="/Applications/Positron.app/Contents/Resources/app/quarto/share/formats/docx/important.png" id="20" name="Picture"/>
                           <pic:cNvPicPr>
                             <a:picLocks noChangeArrowheads="1" noChangeAspect="1"/>
                           </pic:cNvPicPr>
@@ -3635,7 +3635,7 @@
                     <a:graphicData uri="http://schemas.openxmlformats.org/drawingml/2006/picture">
                       <pic:pic>
                         <pic:nvPicPr>
-                          <pic:cNvPr descr="/Applications/quarto/share/formats/docx/warning.png" id="28" name="Picture"/>
+                          <pic:cNvPr descr="/Applications/Positron.app/Contents/Resources/app/quarto/share/formats/docx/warning.png" id="28" name="Picture"/>
                           <pic:cNvPicPr>
                             <a:picLocks noChangeArrowheads="1" noChangeAspect="1"/>
                           </pic:cNvPicPr>
@@ -4364,7 +4364,7 @@
                     <a:graphicData uri="http://schemas.openxmlformats.org/drawingml/2006/picture">
                       <pic:pic>
                         <pic:nvPicPr>
-                          <pic:cNvPr descr="/Applications/quarto/share/formats/docx/tip.png" id="35" name="Picture"/>
+                          <pic:cNvPr descr="/Applications/Positron.app/Contents/Resources/app/quarto/share/formats/docx/tip.png" id="35" name="Picture"/>
                           <pic:cNvPicPr>
                             <a:picLocks noChangeArrowheads="1" noChangeAspect="1"/>
                           </pic:cNvPicPr>
@@ -5099,7 +5099,7 @@
                     <a:graphicData uri="http://schemas.openxmlformats.org/drawingml/2006/picture">
                       <pic:pic>
                         <pic:nvPicPr>
-                          <pic:cNvPr descr="/Applications/quarto/share/formats/docx/important.png" id="41" name="Picture"/>
+                          <pic:cNvPr descr="/Applications/Positron.app/Contents/Resources/app/quarto/share/formats/docx/important.png" id="41" name="Picture"/>
                           <pic:cNvPicPr>
                             <a:picLocks noChangeArrowheads="1" noChangeAspect="1"/>
                           </pic:cNvPicPr>
@@ -5496,7 +5496,7 @@
                     <a:graphicData uri="http://schemas.openxmlformats.org/drawingml/2006/picture">
                       <pic:pic>
                         <pic:nvPicPr>
-                          <pic:cNvPr descr="/Applications/quarto/share/formats/docx/note.png" id="44" name="Picture"/>
+                          <pic:cNvPr descr="/Applications/Positron.app/Contents/Resources/app/quarto/share/formats/docx/note.png" id="44" name="Picture"/>
                           <pic:cNvPicPr>
                             <a:picLocks noChangeArrowheads="1" noChangeAspect="1"/>
                           </pic:cNvPicPr>
@@ -6009,7 +6009,7 @@
                     <a:graphicData uri="http://schemas.openxmlformats.org/drawingml/2006/picture">
                       <pic:pic>
                         <pic:nvPicPr>
-                          <pic:cNvPr descr="/Applications/quarto/share/formats/docx/warning.png" id="48" name="Picture"/>
+                          <pic:cNvPr descr="/Applications/Positron.app/Contents/Resources/app/quarto/share/formats/docx/warning.png" id="48" name="Picture"/>
                           <pic:cNvPicPr>
                             <a:picLocks noChangeArrowheads="1" noChangeAspect="1"/>
                           </pic:cNvPicPr>
@@ -6257,7 +6257,7 @@
                     <a:graphicData uri="http://schemas.openxmlformats.org/drawingml/2006/picture">
                       <pic:pic>
                         <pic:nvPicPr>
-                          <pic:cNvPr descr="/Applications/quarto/share/formats/docx/important.png" id="51" name="Picture"/>
+                          <pic:cNvPr descr="/Applications/Positron.app/Contents/Resources/app/quarto/share/formats/docx/important.png" id="51" name="Picture"/>
                           <pic:cNvPicPr>
                             <a:picLocks noChangeArrowheads="1" noChangeAspect="1"/>
                           </pic:cNvPicPr>
@@ -6685,7 +6685,7 @@
                     <a:graphicData uri="http://schemas.openxmlformats.org/drawingml/2006/picture">
                       <pic:pic>
                         <pic:nvPicPr>
-                          <pic:cNvPr descr="/Applications/quarto/share/formats/docx/important.png" id="57" name="Picture"/>
+                          <pic:cNvPr descr="/Applications/Positron.app/Contents/Resources/app/quarto/share/formats/docx/important.png" id="57" name="Picture"/>
                           <pic:cNvPicPr>
                             <a:picLocks noChangeArrowheads="1" noChangeAspect="1"/>
                           </pic:cNvPicPr>
@@ -7300,7 +7300,7 @@
                     <a:graphicData uri="http://schemas.openxmlformats.org/drawingml/2006/picture">
                       <pic:pic>
                         <pic:nvPicPr>
-                          <pic:cNvPr descr="/Applications/quarto/share/formats/docx/note.png" id="65" name="Picture"/>
+                          <pic:cNvPr descr="/Applications/Positron.app/Contents/Resources/app/quarto/share/formats/docx/note.png" id="65" name="Picture"/>
                           <pic:cNvPicPr>
                             <a:picLocks noChangeArrowheads="1" noChangeAspect="1"/>
                           </pic:cNvPicPr>
@@ -7667,7 +7667,7 @@
                     <a:graphicData uri="http://schemas.openxmlformats.org/drawingml/2006/picture">
                       <pic:pic>
                         <pic:nvPicPr>
-                          <pic:cNvPr descr="/Applications/quarto/share/formats/docx/warning.png" id="70" name="Picture"/>
+                          <pic:cNvPr descr="/Applications/Positron.app/Contents/Resources/app/quarto/share/formats/docx/warning.png" id="70" name="Picture"/>
                           <pic:cNvPicPr>
                             <a:picLocks noChangeArrowheads="1" noChangeAspect="1"/>
                           </pic:cNvPicPr>
@@ -8777,7 +8777,7 @@
                     <a:graphicData uri="http://schemas.openxmlformats.org/drawingml/2006/picture">
                       <pic:pic>
                         <pic:nvPicPr>
-                          <pic:cNvPr descr="/Applications/quarto/share/formats/docx/important.png" id="76" name="Picture"/>
+                          <pic:cNvPr descr="/Applications/Positron.app/Contents/Resources/app/quarto/share/formats/docx/important.png" id="76" name="Picture"/>
                           <pic:cNvPicPr>
                             <a:picLocks noChangeArrowheads="1" noChangeAspect="1"/>
                           </pic:cNvPicPr>
